--- a/No_More_Money_Quantum_Credit_Revolution_Updated.docx
+++ b/No_More_Money_Quantum_Credit_Revolution_Updated.docx
@@ -4,560 +4,717 @@
   <w:body>
     <w:p>
       <w:pPr>
-        <w:pStyle w:val="Title"/>
+        <w:spacing w:before="100" w:beforeAutospacing="1" w:after="100" w:afterAutospacing="1" w:line="240" w:lineRule="auto"/>
+        <w:outlineLvl w:val="0"/>
+        <w:rPr>
+          <w:rFonts w:ascii="Times New Roman" w:eastAsia="Times New Roman" w:hAnsi="Times New Roman" w:cs="Times New Roman"/>
+          <w:b/>
+          <w:bCs/>
+          <w:kern w:val="36"/>
+          <w:sz w:val="48"/>
+          <w:szCs w:val="48"/>
+        </w:rPr>
       </w:pPr>
       <w:r>
-        <w:t>No More Money: The Quantum Credit Revolution — Energy as the New Currency of Civilization</w:t>
-      </w:r>
-    </w:p>
-    <w:p>
-      <w:r>
-        <w:br/>
-        <w:t>Author: Gabino Casanova — Independent Innovator</w:t>
-      </w:r>
-      <w:r>
-        <w:br/>
-        <w:t>Location: Brownsville, Texas</w:t>
-      </w:r>
-      <w:r>
-        <w:br/>
-      </w:r>
-    </w:p>
-    <w:p>
-      <w:r>
-        <w:br/>
-        <w:t>"In the Quantum Credit Age, every human is both a worker and a contributor to light."</w:t>
-      </w:r>
-      <w:r>
-        <w:br/>
+        <w:rPr>
+          <w:rFonts w:ascii="Times New Roman" w:eastAsia="Times New Roman" w:hAnsi="Times New Roman" w:cs="Times New Roman"/>
+          <w:b/>
+          <w:bCs/>
+          <w:kern w:val="36"/>
+          <w:sz w:val="48"/>
+          <w:szCs w:val="48"/>
+        </w:rPr>
+        <w:t>Stacked Contribution Economics: A Multi-Source Credit Framework Integrating Energy, Material Recovery, and Labor</w:t>
       </w:r>
     </w:p>
     <w:p>
       <w:pPr>
-        <w:pStyle w:val="Heading1"/>
+        <w:spacing w:before="100" w:beforeAutospacing="1" w:after="100" w:afterAutospacing="1" w:line="240" w:lineRule="auto"/>
+        <w:rPr>
+          <w:rFonts w:ascii="Times New Roman" w:eastAsia="Times New Roman" w:hAnsi="Times New Roman" w:cs="Times New Roman"/>
+          <w:sz w:val="24"/>
+          <w:szCs w:val="24"/>
+        </w:rPr>
       </w:pPr>
       <w:r>
-        <w:t>1. Transition from Money to Energy-Based Reality</w:t>
-      </w:r>
-    </w:p>
-    <w:p>
-      <w:r>
-        <w:br/>
-        <w:t xml:space="preserve">Humanity is entering a profound transformation where energy, not paper money, defines value. </w:t>
+        <w:rPr>
+          <w:rFonts w:ascii="Times New Roman" w:eastAsia="Times New Roman" w:hAnsi="Times New Roman" w:cs="Times New Roman"/>
+          <w:b/>
+          <w:bCs/>
+          <w:sz w:val="24"/>
+          <w:szCs w:val="24"/>
+        </w:rPr>
+        <w:t>Gabino Casanova</w:t>
       </w:r>
       <w:r>
+        <w:rPr>
+          <w:rFonts w:ascii="Times New Roman" w:eastAsia="Times New Roman" w:hAnsi="Times New Roman" w:cs="Times New Roman"/>
+          <w:sz w:val="24"/>
+          <w:szCs w:val="24"/>
+        </w:rPr>
         <w:br/>
-        <w:t>The Quantum Credit (QC) Revolution replaces traditional currency with energy-backed credits — units of measurable value stored in national or regional energy reserves.</w:t>
-      </w:r>
-      <w:r>
-        <w:br/>
-        <w:t>These reserves include solar, wind, fusion, and quantum batteries that ensure every QC represents tangible, usable power.</w:t>
-      </w:r>
-      <w:r>
-        <w:br/>
-        <w:t>This transition anchors civilization’s economy in something real: energy capacity and human creativity.</w:t>
-      </w:r>
-      <w:r>
-        <w:br/>
+        <w:t>Independent Innovator</w:t>
       </w:r>
     </w:p>
     <w:p>
       <w:pPr>
-        <w:pStyle w:val="Heading1"/>
+        <w:spacing w:before="100" w:beforeAutospacing="1" w:after="100" w:afterAutospacing="1" w:line="240" w:lineRule="auto"/>
+        <w:outlineLvl w:val="1"/>
+        <w:rPr>
+          <w:rFonts w:ascii="Times New Roman" w:eastAsia="Times New Roman" w:hAnsi="Times New Roman" w:cs="Times New Roman"/>
+          <w:b/>
+          <w:bCs/>
+          <w:sz w:val="36"/>
+          <w:szCs w:val="36"/>
+        </w:rPr>
       </w:pPr>
       <w:r>
-        <w:t>2. The Dual-Citizen Workforce Model</w:t>
-      </w:r>
-    </w:p>
-    <w:p>
-      <w:r>
-        <w:br/>
-        <w:t xml:space="preserve">In the Quantum Credit Economy, no one is excluded. The Dual-Citizen Workforce Model ensures that all individuals have an active role. </w:t>
-      </w:r>
-      <w:r>
-        <w:br/>
-        <w:t xml:space="preserve">Jobs are shared — two citizens can cover one position, each working six hours but earning full pay. </w:t>
-      </w:r>
-      <w:r>
-        <w:br/>
-        <w:t xml:space="preserve">This allows more employment, less stress, and time for family, education, and invention. </w:t>
-      </w:r>
-      <w:r>
-        <w:br/>
-        <w:t>Automation and robot taxes fund the second half of wages, balancing efficiency with inclusion.</w:t>
-      </w:r>
-      <w:r>
-        <w:br/>
+        <w:rPr>
+          <w:rFonts w:ascii="Times New Roman" w:eastAsia="Times New Roman" w:hAnsi="Times New Roman" w:cs="Times New Roman"/>
+          <w:b/>
+          <w:bCs/>
+          <w:sz w:val="36"/>
+          <w:szCs w:val="36"/>
+        </w:rPr>
+        <w:t>Abstract</w:t>
       </w:r>
     </w:p>
     <w:p>
       <w:pPr>
-        <w:pStyle w:val="Heading1"/>
+        <w:spacing w:before="100" w:beforeAutospacing="1" w:after="100" w:afterAutospacing="1" w:line="240" w:lineRule="auto"/>
+        <w:rPr>
+          <w:rFonts w:ascii="Times New Roman" w:eastAsia="Times New Roman" w:hAnsi="Times New Roman" w:cs="Times New Roman"/>
+          <w:sz w:val="24"/>
+          <w:szCs w:val="24"/>
+        </w:rPr>
       </w:pPr>
       <w:r>
-        <w:t>3. Energy as Currency: How It Works</w:t>
-      </w:r>
-    </w:p>
-    <w:p>
-      <w:r>
-        <w:br/>
-        <w:t xml:space="preserve">Every state and region stores energy — electricity, fusion output, or quantum storage — in Energy Reserve Centers. </w:t>
+        <w:rPr>
+          <w:rFonts w:ascii="Times New Roman" w:eastAsia="Times New Roman" w:hAnsi="Times New Roman" w:cs="Times New Roman"/>
+          <w:sz w:val="24"/>
+          <w:szCs w:val="24"/>
+        </w:rPr>
+        <w:t xml:space="preserve">This section develops a stacked contribution model in which individuals derive income from multiple measurable sources rather than relying on a single employment stream. The framework integrates distributed energy production, material recovery through recycling systems, and traditional or civic labor into a unified credit structure. Each component contributes quantifiable value that can be verified and converted into economic credit. The model demonstrates that while no single contribution stream is sufficient to sustain full income independently, their combination forms a stable and resilient economic base. This approach reflects emerging trends in distributed energy systems, circular </w:t>
       </w:r>
       <w:r>
-        <w:br/>
-        <w:t>These reserves are digitally measured in kilowatt-hours (kWh) and form the treasury backing of Quantum Credits (QCs).</w:t>
+        <w:rPr>
+          <w:rFonts w:ascii="Times New Roman" w:eastAsia="Times New Roman" w:hAnsi="Times New Roman" w:cs="Times New Roman"/>
+          <w:sz w:val="24"/>
+          <w:szCs w:val="24"/>
+        </w:rPr>
+        <w:t>economic</w:t>
       </w:r>
       <w:r>
-        <w:br/>
-        <w:t>Governments issue QCs based on their stored and renewable energy production capacity.</w:t>
-      </w:r>
-      <w:r>
-        <w:br/>
-        <w:t>When companies produce goods or services, they pay employees in QCs, which circulate just like money but are tied to the nation’s real energy assets.</w:t>
-      </w:r>
-      <w:r>
-        <w:br/>
+        <w:rPr>
+          <w:rFonts w:ascii="Times New Roman" w:eastAsia="Times New Roman" w:hAnsi="Times New Roman" w:cs="Times New Roman"/>
+          <w:sz w:val="24"/>
+          <w:szCs w:val="24"/>
+        </w:rPr>
+        <w:t xml:space="preserve"> practices, and labor diversification.</w:t>
       </w:r>
     </w:p>
     <w:p>
       <w:pPr>
-        <w:pStyle w:val="Heading1"/>
+        <w:spacing w:before="100" w:beforeAutospacing="1" w:after="100" w:afterAutospacing="1" w:line="240" w:lineRule="auto"/>
+        <w:outlineLvl w:val="1"/>
+        <w:rPr>
+          <w:rFonts w:ascii="Times New Roman" w:eastAsia="Times New Roman" w:hAnsi="Times New Roman" w:cs="Times New Roman"/>
+          <w:b/>
+          <w:bCs/>
+          <w:sz w:val="36"/>
+          <w:szCs w:val="36"/>
+        </w:rPr>
       </w:pPr>
       <w:r>
-        <w:lastRenderedPageBreak/>
-        <w:t>4. Robot Tax and Human Purpose</w:t>
-      </w:r>
-    </w:p>
-    <w:p>
-      <w:r>
-        <w:br/>
-        <w:t>Companies that replace human workers with robots or AI systems pay a Robot-Labor Tax in Quantum Credits.</w:t>
-      </w:r>
-      <w:r>
-        <w:br/>
-        <w:t>These taxes fund retraining programs, civic projects, and the Universal Living Supplement that ensures all citizens reach a stable income floor.</w:t>
-      </w:r>
-      <w:r>
-        <w:br/>
-        <w:t>No one receives a “free ride” — individuals who are not formally employed contribute through civic service, education, mentoring, or maintenance.</w:t>
-      </w:r>
-      <w:r>
-        <w:br/>
-        <w:t>All participation generates credits verified by AI-led transparency systems.</w:t>
-      </w:r>
-      <w:r>
-        <w:br/>
+        <w:rPr>
+          <w:rFonts w:ascii="Times New Roman" w:eastAsia="Times New Roman" w:hAnsi="Times New Roman" w:cs="Times New Roman"/>
+          <w:b/>
+          <w:bCs/>
+          <w:sz w:val="36"/>
+          <w:szCs w:val="36"/>
+        </w:rPr>
+        <w:t>Introduction</w:t>
       </w:r>
     </w:p>
     <w:p>
       <w:pPr>
-        <w:pStyle w:val="Heading1"/>
+        <w:spacing w:before="100" w:beforeAutospacing="1" w:after="100" w:afterAutospacing="1" w:line="240" w:lineRule="auto"/>
+        <w:rPr>
+          <w:rFonts w:ascii="Times New Roman" w:eastAsia="Times New Roman" w:hAnsi="Times New Roman" w:cs="Times New Roman"/>
+          <w:sz w:val="24"/>
+          <w:szCs w:val="24"/>
+        </w:rPr>
       </w:pPr>
       <w:r>
-        <w:t>5. The Universal Middle-Class System</w:t>
-      </w:r>
-    </w:p>
-    <w:p>
-      <w:r>
-        <w:br/>
-        <w:t>Under this new economy, poverty is eliminated. Every citizen receives a combination of three credit streams:</w:t>
-      </w:r>
-      <w:r>
-        <w:br/>
-        <w:t>1. Work Credits — earned through employment or civic contribution.</w:t>
-      </w:r>
-      <w:r>
-        <w:br/>
-        <w:t>2. Energy Dividends — a share of local and national energy surplus.</w:t>
-      </w:r>
-      <w:r>
-        <w:br/>
-        <w:t>3. Robot Dividends — credits redistributed from automation profits.</w:t>
-      </w:r>
-      <w:r>
-        <w:br/>
-      </w:r>
-      <w:r>
-        <w:br/>
-        <w:t xml:space="preserve">Together, these form a Local Living Floor (LLF), ensuring each person earns enough to maintain a middle-class lifestyle — secure housing, food, utilities, and healthcare. </w:t>
-      </w:r>
-      <w:r>
-        <w:br/>
-        <w:t>The result is a world with no more homelessness or hunger.</w:t>
-      </w:r>
-      <w:r>
-        <w:br/>
+        <w:rPr>
+          <w:rFonts w:ascii="Times New Roman" w:eastAsia="Times New Roman" w:hAnsi="Times New Roman" w:cs="Times New Roman"/>
+          <w:sz w:val="24"/>
+          <w:szCs w:val="24"/>
+        </w:rPr>
+        <w:t>Conventional economic systems rely heavily on singular income pathways, most commonly wage-based employment. However, technological advancements in renewable energy and increasing global emphasis on resource recovery suggest that value creation is no longer confined to centralized labor structures. The International Energy Agency has documented the rapid expansion of distributed energy systems, while the World Bank continues to report rising global waste generation, indicating untapped economic potential within material recovery processes.</w:t>
       </w:r>
     </w:p>
     <w:p>
       <w:pPr>
-        <w:pStyle w:val="Heading1"/>
+        <w:spacing w:before="100" w:beforeAutospacing="1" w:after="100" w:afterAutospacing="1" w:line="240" w:lineRule="auto"/>
+        <w:rPr>
+          <w:rFonts w:ascii="Times New Roman" w:eastAsia="Times New Roman" w:hAnsi="Times New Roman" w:cs="Times New Roman"/>
+          <w:sz w:val="24"/>
+          <w:szCs w:val="24"/>
+        </w:rPr>
       </w:pPr>
       <w:r>
-        <w:t>6. Healthcare for All</w:t>
+        <w:rPr>
+          <w:rFonts w:ascii="Times New Roman" w:eastAsia="Times New Roman" w:hAnsi="Times New Roman" w:cs="Times New Roman"/>
+          <w:sz w:val="24"/>
+          <w:szCs w:val="24"/>
+        </w:rPr>
+        <w:t xml:space="preserve">At the same time, labor studies from the International </w:t>
       </w:r>
-    </w:p>
-    <w:p>
+      <w:proofErr w:type="spellStart"/>
       <w:r>
-        <w:br/>
-        <w:t>Healthcare is fully covered within the Quantum Credit system. Every hospital, clinic, and provider receives QCs directly from the Health Treasury Pool.</w:t>
+        <w:rPr>
+          <w:rFonts w:ascii="Times New Roman" w:eastAsia="Times New Roman" w:hAnsi="Times New Roman" w:cs="Times New Roman"/>
+          <w:sz w:val="24"/>
+          <w:szCs w:val="24"/>
+        </w:rPr>
+        <w:t>Labour</w:t>
       </w:r>
+      <w:proofErr w:type="spellEnd"/>
       <w:r>
-        <w:br/>
-        <w:t xml:space="preserve">Citizens use a digital health ID linked to their QC wallet — there are no copays or surprise bills. </w:t>
-      </w:r>
-      <w:r>
-        <w:br/>
-        <w:t>Medical professionals are compensated at full rates, ensuring quality care while eliminating insurance bureaucracy.</w:t>
-      </w:r>
-      <w:r>
-        <w:br/>
+        <w:rPr>
+          <w:rFonts w:ascii="Times New Roman" w:eastAsia="Times New Roman" w:hAnsi="Times New Roman" w:cs="Times New Roman"/>
+          <w:sz w:val="24"/>
+          <w:szCs w:val="24"/>
+        </w:rPr>
+        <w:t xml:space="preserve"> Organization emphasize the growing need to recognize diverse forms of productive activity beyond traditional employment. These developments support a transition toward a multi-source contribution economy.</w:t>
       </w:r>
     </w:p>
     <w:p>
       <w:pPr>
-        <w:pStyle w:val="Heading1"/>
+        <w:spacing w:before="100" w:beforeAutospacing="1" w:after="100" w:afterAutospacing="1" w:line="240" w:lineRule="auto"/>
+        <w:outlineLvl w:val="1"/>
+        <w:rPr>
+          <w:rFonts w:ascii="Times New Roman" w:eastAsia="Times New Roman" w:hAnsi="Times New Roman" w:cs="Times New Roman"/>
+          <w:b/>
+          <w:bCs/>
+          <w:sz w:val="36"/>
+          <w:szCs w:val="36"/>
+        </w:rPr>
       </w:pPr>
       <w:r>
-        <w:t>7. Energy Distribution and Fairness</w:t>
-      </w:r>
-    </w:p>
-    <w:p>
-      <w:r>
-        <w:br/>
-        <w:t xml:space="preserve">Texas and other energy-rich regions act as pillars of the new treasury model. </w:t>
-      </w:r>
-      <w:r>
-        <w:br/>
-        <w:t xml:space="preserve">Each city and county contributes to the national energy grid; the more clean energy they generate and store, the greater their energy surplus credits. </w:t>
-      </w:r>
-      <w:r>
-        <w:br/>
-        <w:t>Quantum Credits are distributed evenly per citizen, with adjustments based on cost of living, ensuring rural and urban parity.</w:t>
-      </w:r>
-      <w:r>
-        <w:br/>
-      </w:r>
-    </w:p>
-    <w:p/>
-    <w:p>
-      <w:pPr>
-        <w:pStyle w:val="Heading1"/>
-      </w:pPr>
-      <w:r>
-        <w:lastRenderedPageBreak/>
-        <w:t>8. Volunteerism and Civic Service</w:t>
-      </w:r>
-    </w:p>
-    <w:p>
-      <w:r>
-        <w:br/>
-        <w:t xml:space="preserve">Those unable to find conventional jobs contribute through civic service — tutoring, infrastructure upkeep, creative arts, or community care. </w:t>
-      </w:r>
-      <w:r>
-        <w:br/>
-        <w:t>Each hour of verified service earns Community Credits, equal in value to Quantum Credits.</w:t>
-      </w:r>
-      <w:r>
-        <w:br/>
-        <w:t>This model ensures purpose and dignity for everyone.</w:t>
-      </w:r>
-      <w:r>
-        <w:br/>
+        <w:rPr>
+          <w:rFonts w:ascii="Times New Roman" w:eastAsia="Times New Roman" w:hAnsi="Times New Roman" w:cs="Times New Roman"/>
+          <w:b/>
+          <w:bCs/>
+          <w:sz w:val="36"/>
+          <w:szCs w:val="36"/>
+        </w:rPr>
+        <w:t>The Stacked Contribution Model</w:t>
       </w:r>
     </w:p>
     <w:p>
       <w:pPr>
-        <w:pStyle w:val="Heading1"/>
+        <w:spacing w:before="100" w:beforeAutospacing="1" w:after="100" w:afterAutospacing="1" w:line="240" w:lineRule="auto"/>
+        <w:rPr>
+          <w:rFonts w:ascii="Times New Roman" w:eastAsia="Times New Roman" w:hAnsi="Times New Roman" w:cs="Times New Roman"/>
+          <w:sz w:val="24"/>
+          <w:szCs w:val="24"/>
+        </w:rPr>
       </w:pPr>
       <w:r>
-        <w:t>9. Living Floor and Prosperity Equation</w:t>
-      </w:r>
-    </w:p>
-    <w:p>
-      <w:r>
-        <w:br/>
-        <w:t>Every citizen’s minimum monthly income (Local Living Floor) is maintained by three dynamic components:</w:t>
-      </w:r>
-      <w:r>
-        <w:br/>
-      </w:r>
-      <w:r>
-        <w:br/>
-        <w:t>LLF = Work Credits + Energy Dividend + Robot Dividend</w:t>
-      </w:r>
-      <w:r>
-        <w:br/>
-      </w:r>
-      <w:r>
-        <w:br/>
-        <w:t>If total credits fall below the LLF threshold, the Treasury automatically adds the difference as a Universal Living Supplement.</w:t>
-      </w:r>
-      <w:r>
-        <w:br/>
+        <w:rPr>
+          <w:rFonts w:ascii="Times New Roman" w:eastAsia="Times New Roman" w:hAnsi="Times New Roman" w:cs="Times New Roman"/>
+          <w:sz w:val="24"/>
+          <w:szCs w:val="24"/>
+        </w:rPr>
+        <w:t>The central premise of this framework is that income is not derived from a single activity but from the aggregation of multiple verified contributions. This can be expressed as:</w:t>
       </w:r>
     </w:p>
     <w:p>
       <w:pPr>
-        <w:pStyle w:val="Heading1"/>
+        <w:spacing w:before="100" w:beforeAutospacing="1" w:after="100" w:afterAutospacing="1" w:line="240" w:lineRule="auto"/>
+        <w:rPr>
+          <w:rFonts w:ascii="Times New Roman" w:eastAsia="Times New Roman" w:hAnsi="Times New Roman" w:cs="Times New Roman"/>
+          <w:sz w:val="24"/>
+          <w:szCs w:val="24"/>
+        </w:rPr>
       </w:pPr>
       <w:r>
-        <w:t>10. The Future Society</w:t>
-      </w:r>
-    </w:p>
-    <w:p>
-      <w:r>
-        <w:br/>
-        <w:t xml:space="preserve">In the Quantum Credit Civilization, money no longer divides humanity. </w:t>
-      </w:r>
-      <w:r>
-        <w:br/>
-        <w:t xml:space="preserve">Wealth is measured in light, power, and creativity — shared fairly among all citizens. </w:t>
-      </w:r>
-      <w:r>
-        <w:br/>
-        <w:t xml:space="preserve">Six-hour workdays, universal healthcare, guaranteed housing, and civic participation become the foundations of stability. </w:t>
-      </w:r>
-      <w:r>
-        <w:br/>
-        <w:t>The upper class continues to exist through innovation and invention, driving civilization’s expansion into the stars.</w:t>
-      </w:r>
-      <w:r>
-        <w:br/>
+        <w:rPr>
+          <w:rFonts w:ascii="Times New Roman" w:eastAsia="Times New Roman" w:hAnsi="Times New Roman" w:cs="Times New Roman"/>
+          <w:sz w:val="24"/>
+          <w:szCs w:val="24"/>
+        </w:rPr>
+        <w:t>Total Contribution Credit = Energy Contribution + Material Recovery Contribution + Labor Contribution</w:t>
       </w:r>
     </w:p>
     <w:p>
       <w:pPr>
-        <w:pStyle w:val="Heading1"/>
+        <w:spacing w:before="100" w:beforeAutospacing="1" w:after="100" w:afterAutospacing="1" w:line="240" w:lineRule="auto"/>
+        <w:rPr>
+          <w:rFonts w:ascii="Times New Roman" w:eastAsia="Times New Roman" w:hAnsi="Times New Roman" w:cs="Times New Roman"/>
+          <w:sz w:val="24"/>
+          <w:szCs w:val="24"/>
+        </w:rPr>
       </w:pPr>
       <w:r>
-        <w:t>Child Quantum Credit Plan (Option A)</w:t>
+        <w:rPr>
+          <w:rFonts w:ascii="Times New Roman" w:eastAsia="Times New Roman" w:hAnsi="Times New Roman" w:cs="Times New Roman"/>
+          <w:sz w:val="24"/>
+          <w:szCs w:val="24"/>
+        </w:rPr>
+        <w:t>Each term represents a distinct but measurable form of value production, grounded in physical output or verified service.</w:t>
       </w:r>
     </w:p>
     <w:p>
+      <w:pPr>
+        <w:spacing w:before="100" w:beforeAutospacing="1" w:after="100" w:afterAutospacing="1" w:line="240" w:lineRule="auto"/>
+        <w:outlineLvl w:val="1"/>
+        <w:rPr>
+          <w:rFonts w:ascii="Times New Roman" w:eastAsia="Times New Roman" w:hAnsi="Times New Roman" w:cs="Times New Roman"/>
+          <w:b/>
+          <w:bCs/>
+          <w:sz w:val="36"/>
+          <w:szCs w:val="36"/>
+        </w:rPr>
+      </w:pPr>
       <w:r>
-        <w:br/>
-        <w:t>To support families and ensure every child begins life with equal opportunity, the Quantum Credit system includes a Child Credit Plan.</w:t>
-      </w:r>
-      <w:r>
-        <w:br/>
-        <w:t>This plan balances strong early-life support with ongoing educational incentives.</w:t>
-      </w:r>
-      <w:r>
-        <w:br/>
-      </w:r>
-      <w:r>
-        <w:br/>
-        <w:t>From birth to age 3, parents receive 600 Quantum Credits (QCs) per month per child — equivalent to 7,200 QCs annually.</w:t>
-      </w:r>
-      <w:r>
-        <w:br/>
-        <w:t>These early credits cover food, care, and early developmental needs when parental time and expenses are highest.</w:t>
-      </w:r>
-      <w:r>
-        <w:br/>
-      </w:r>
-      <w:r>
-        <w:br/>
-        <w:t>Once a child begins attending school (around age 4), the system transitions from monthly credits to daily educational credits.</w:t>
-      </w:r>
-      <w:r>
-        <w:br/>
-        <w:t>Each child earns 10 QCs for every school day attended, plus an additional 100 QCs per month for educational supplies, activities, and family expenses.</w:t>
-      </w:r>
-      <w:r>
-        <w:br/>
+        <w:rPr>
+          <w:rFonts w:ascii="Times New Roman" w:eastAsia="Times New Roman" w:hAnsi="Times New Roman" w:cs="Times New Roman"/>
+          <w:b/>
+          <w:bCs/>
+          <w:sz w:val="36"/>
+          <w:szCs w:val="36"/>
+        </w:rPr>
+        <w:t>Energy Contribution</w:t>
       </w:r>
     </w:p>
-    <w:p/>
-    <w:tbl>
-      <w:tblPr>
-        <w:tblW w:w="0" w:type="auto"/>
-        <w:tblLook w:val="04A0" w:firstRow="1" w:lastRow="0" w:firstColumn="1" w:lastColumn="0" w:noHBand="0" w:noVBand="1"/>
-      </w:tblPr>
-      <w:tblGrid>
-        <w:gridCol w:w="2880"/>
-        <w:gridCol w:w="2880"/>
-        <w:gridCol w:w="2880"/>
-      </w:tblGrid>
-      <w:tr>
-        <w:tc>
-          <w:tcPr>
-            <w:tcW w:w="2880" w:type="dxa"/>
-            <w:hideMark/>
-          </w:tcPr>
-          <w:p>
-            <w:r>
-              <w:lastRenderedPageBreak/>
-              <w:t>Age Range</w:t>
-            </w:r>
-          </w:p>
-        </w:tc>
-        <w:tc>
-          <w:tcPr>
-            <w:tcW w:w="2880" w:type="dxa"/>
-            <w:hideMark/>
-          </w:tcPr>
-          <w:p>
-            <w:r>
-              <w:t>Credit Type</w:t>
-            </w:r>
-          </w:p>
-        </w:tc>
-        <w:tc>
-          <w:tcPr>
-            <w:tcW w:w="2880" w:type="dxa"/>
-            <w:hideMark/>
-          </w:tcPr>
-          <w:p>
-            <w:r>
-              <w:t>Typical Annual Total (QCs)</w:t>
-            </w:r>
-          </w:p>
-        </w:tc>
-      </w:tr>
-      <w:tr>
-        <w:tc>
-          <w:tcPr>
-            <w:tcW w:w="2880" w:type="dxa"/>
-            <w:hideMark/>
-          </w:tcPr>
-          <w:p>
-            <w:r>
-              <w:t>0 – 3 years</w:t>
-            </w:r>
-          </w:p>
-        </w:tc>
-        <w:tc>
-          <w:tcPr>
-            <w:tcW w:w="2880" w:type="dxa"/>
-            <w:hideMark/>
-          </w:tcPr>
-          <w:p>
-            <w:r>
-              <w:t>600 QCs per month</w:t>
-            </w:r>
-          </w:p>
-        </w:tc>
-        <w:tc>
-          <w:tcPr>
-            <w:tcW w:w="2880" w:type="dxa"/>
-            <w:hideMark/>
-          </w:tcPr>
-          <w:p>
-            <w:r>
-              <w:t>7,200 QCs per year</w:t>
-            </w:r>
-          </w:p>
-        </w:tc>
-      </w:tr>
-      <w:tr>
-        <w:tc>
-          <w:tcPr>
-            <w:tcW w:w="2880" w:type="dxa"/>
-            <w:hideMark/>
-          </w:tcPr>
-          <w:p>
-            <w:r>
-              <w:t>4 – 17 years (school age)</w:t>
-            </w:r>
-          </w:p>
-        </w:tc>
-        <w:tc>
-          <w:tcPr>
-            <w:tcW w:w="2880" w:type="dxa"/>
-            <w:hideMark/>
-          </w:tcPr>
-          <w:p>
-            <w:r>
-              <w:t>10 QCs per day + 100 QCs per month</w:t>
-            </w:r>
-          </w:p>
-        </w:tc>
-        <w:tc>
-          <w:tcPr>
-            <w:tcW w:w="2880" w:type="dxa"/>
-            <w:hideMark/>
-          </w:tcPr>
-          <w:p>
-            <w:r>
-              <w:t>≈ 3,000 QCs per year</w:t>
-            </w:r>
-          </w:p>
-        </w:tc>
-      </w:tr>
-    </w:tbl>
     <w:p>
+      <w:pPr>
+        <w:spacing w:before="100" w:beforeAutospacing="1" w:after="100" w:afterAutospacing="1" w:line="240" w:lineRule="auto"/>
+        <w:rPr>
+          <w:rFonts w:ascii="Times New Roman" w:eastAsia="Times New Roman" w:hAnsi="Times New Roman" w:cs="Times New Roman"/>
+          <w:sz w:val="24"/>
+          <w:szCs w:val="24"/>
+        </w:rPr>
+      </w:pPr>
       <w:r>
-        <w:br/>
-        <w:t>This policy supports children while encouraging school participation. Attendance data is verified directly through the educational system,</w:t>
+        <w:rPr>
+          <w:rFonts w:ascii="Times New Roman" w:eastAsia="Times New Roman" w:hAnsi="Times New Roman" w:cs="Times New Roman"/>
+          <w:sz w:val="24"/>
+          <w:szCs w:val="24"/>
+        </w:rPr>
+        <w:t>Distributed renewable energy systems enable individuals to produce electricity at the household level and contribute excess energy to the grid. Technologies developed by organizations such as Tesla Energy and Enphase Energy demonstrate that households can function as micro-generators within a broader energy network.</w:t>
       </w:r>
+    </w:p>
+    <w:p>
+      <w:pPr>
+        <w:spacing w:before="100" w:beforeAutospacing="1" w:after="100" w:afterAutospacing="1" w:line="240" w:lineRule="auto"/>
+        <w:rPr>
+          <w:rFonts w:ascii="Times New Roman" w:eastAsia="Times New Roman" w:hAnsi="Times New Roman" w:cs="Times New Roman"/>
+          <w:sz w:val="24"/>
+          <w:szCs w:val="24"/>
+        </w:rPr>
+      </w:pPr>
       <w:r>
-        <w:br/>
-        <w:t>ensuring transparency and accountability. During summer months, families receive a 300 QC monthly supplement for childcare or learning programs.</w:t>
+        <w:rPr>
+          <w:rFonts w:ascii="Times New Roman" w:eastAsia="Times New Roman" w:hAnsi="Times New Roman" w:cs="Times New Roman"/>
+          <w:sz w:val="24"/>
+          <w:szCs w:val="24"/>
+        </w:rPr>
+        <w:lastRenderedPageBreak/>
+        <w:t>Empirical observations indicate that residential systems typically generate supplemental economic value rather than full income replacement. Within the stacked model, this contribution forms a foundational but partial component of total income. A representative annual contribution equivalent is approximately two thousand dollars in energy credits under current market conditions.</w:t>
       </w:r>
+    </w:p>
+    <w:p>
+      <w:pPr>
+        <w:spacing w:before="100" w:beforeAutospacing="1" w:after="100" w:afterAutospacing="1" w:line="240" w:lineRule="auto"/>
+        <w:outlineLvl w:val="1"/>
+        <w:rPr>
+          <w:rFonts w:ascii="Times New Roman" w:eastAsia="Times New Roman" w:hAnsi="Times New Roman" w:cs="Times New Roman"/>
+          <w:b/>
+          <w:bCs/>
+          <w:sz w:val="36"/>
+          <w:szCs w:val="36"/>
+        </w:rPr>
+      </w:pPr>
       <w:r>
-        <w:br/>
+        <w:rPr>
+          <w:rFonts w:ascii="Times New Roman" w:eastAsia="Times New Roman" w:hAnsi="Times New Roman" w:cs="Times New Roman"/>
+          <w:b/>
+          <w:bCs/>
+          <w:sz w:val="36"/>
+          <w:szCs w:val="36"/>
+        </w:rPr>
+        <w:t>Material Recovery Contribution</w:t>
+      </w:r>
+    </w:p>
+    <w:p>
+      <w:pPr>
+        <w:spacing w:before="100" w:beforeAutospacing="1" w:after="100" w:afterAutospacing="1" w:line="240" w:lineRule="auto"/>
+        <w:rPr>
+          <w:rFonts w:ascii="Times New Roman" w:eastAsia="Times New Roman" w:hAnsi="Times New Roman" w:cs="Times New Roman"/>
+          <w:sz w:val="24"/>
+          <w:szCs w:val="24"/>
+        </w:rPr>
+      </w:pPr>
+      <w:r>
+        <w:rPr>
+          <w:rFonts w:ascii="Times New Roman" w:eastAsia="Times New Roman" w:hAnsi="Times New Roman" w:cs="Times New Roman"/>
+          <w:sz w:val="24"/>
+          <w:szCs w:val="24"/>
+        </w:rPr>
+        <w:t xml:space="preserve">Material recovery represents the second pillar of the model. Recycling systems convert discarded materials into usable resources, reducing the need for primary extraction and generating measurable economic output. The United States Environmental Protection Agency identifies recycling and recovery as higher-value activities compared to disposal, while the United Nations Environment </w:t>
+      </w:r>
+      <w:proofErr w:type="spellStart"/>
+      <w:r>
+        <w:rPr>
+          <w:rFonts w:ascii="Times New Roman" w:eastAsia="Times New Roman" w:hAnsi="Times New Roman" w:cs="Times New Roman"/>
+          <w:sz w:val="24"/>
+          <w:szCs w:val="24"/>
+        </w:rPr>
+        <w:t>Programme</w:t>
+      </w:r>
+      <w:proofErr w:type="spellEnd"/>
+      <w:r>
+        <w:rPr>
+          <w:rFonts w:ascii="Times New Roman" w:eastAsia="Times New Roman" w:hAnsi="Times New Roman" w:cs="Times New Roman"/>
+          <w:sz w:val="24"/>
+          <w:szCs w:val="24"/>
+        </w:rPr>
+        <w:t xml:space="preserve"> emphasizes their role in sustainable economic systems.</w:t>
+      </w:r>
+    </w:p>
+    <w:p>
+      <w:pPr>
+        <w:spacing w:before="100" w:beforeAutospacing="1" w:after="100" w:afterAutospacing="1" w:line="240" w:lineRule="auto"/>
+        <w:rPr>
+          <w:rFonts w:ascii="Times New Roman" w:eastAsia="Times New Roman" w:hAnsi="Times New Roman" w:cs="Times New Roman"/>
+          <w:sz w:val="24"/>
+          <w:szCs w:val="24"/>
+        </w:rPr>
+      </w:pPr>
+      <w:r>
+        <w:rPr>
+          <w:rFonts w:ascii="Times New Roman" w:eastAsia="Times New Roman" w:hAnsi="Times New Roman" w:cs="Times New Roman"/>
+          <w:sz w:val="24"/>
+          <w:szCs w:val="24"/>
+        </w:rPr>
+        <w:t>Recovered materials such as metals, processed construction debris, and organic matter each contribute varying levels of value depending on recovery efficiency and market demand. Within this framework, material recovery provides a mid-level contribution stream, represented in this model as approximately five thousand dollars annually in equivalent credits.</w:t>
+      </w:r>
+    </w:p>
+    <w:p>
+      <w:pPr>
+        <w:spacing w:before="100" w:beforeAutospacing="1" w:after="100" w:afterAutospacing="1" w:line="240" w:lineRule="auto"/>
+        <w:outlineLvl w:val="1"/>
+        <w:rPr>
+          <w:rFonts w:ascii="Times New Roman" w:eastAsia="Times New Roman" w:hAnsi="Times New Roman" w:cs="Times New Roman"/>
+          <w:b/>
+          <w:bCs/>
+          <w:sz w:val="36"/>
+          <w:szCs w:val="36"/>
+        </w:rPr>
+      </w:pPr>
+      <w:r>
+        <w:rPr>
+          <w:rFonts w:ascii="Times New Roman" w:eastAsia="Times New Roman" w:hAnsi="Times New Roman" w:cs="Times New Roman"/>
+          <w:b/>
+          <w:bCs/>
+          <w:sz w:val="36"/>
+          <w:szCs w:val="36"/>
+        </w:rPr>
+        <w:t>Labor Contribution</w:t>
+      </w:r>
+    </w:p>
+    <w:p>
+      <w:pPr>
+        <w:spacing w:before="100" w:beforeAutospacing="1" w:after="100" w:afterAutospacing="1" w:line="240" w:lineRule="auto"/>
+        <w:rPr>
+          <w:rFonts w:ascii="Times New Roman" w:eastAsia="Times New Roman" w:hAnsi="Times New Roman" w:cs="Times New Roman"/>
+          <w:sz w:val="24"/>
+          <w:szCs w:val="24"/>
+        </w:rPr>
+      </w:pPr>
+      <w:r>
+        <w:rPr>
+          <w:rFonts w:ascii="Times New Roman" w:eastAsia="Times New Roman" w:hAnsi="Times New Roman" w:cs="Times New Roman"/>
+          <w:sz w:val="24"/>
+          <w:szCs w:val="24"/>
+        </w:rPr>
+        <w:t xml:space="preserve">Traditional employment or structured civic service remains the largest contributor to individual income within the model. While automation and technological change may alter the nature of work, the International </w:t>
+      </w:r>
+      <w:proofErr w:type="spellStart"/>
+      <w:r>
+        <w:rPr>
+          <w:rFonts w:ascii="Times New Roman" w:eastAsia="Times New Roman" w:hAnsi="Times New Roman" w:cs="Times New Roman"/>
+          <w:sz w:val="24"/>
+          <w:szCs w:val="24"/>
+        </w:rPr>
+        <w:t>Labour</w:t>
+      </w:r>
+      <w:proofErr w:type="spellEnd"/>
+      <w:r>
+        <w:rPr>
+          <w:rFonts w:ascii="Times New Roman" w:eastAsia="Times New Roman" w:hAnsi="Times New Roman" w:cs="Times New Roman"/>
+          <w:sz w:val="24"/>
+          <w:szCs w:val="24"/>
+        </w:rPr>
+        <w:t xml:space="preserve"> Organization continues to emphasize the central role of labor in economic systems.</w:t>
+      </w:r>
+    </w:p>
+    <w:p>
+      <w:pPr>
+        <w:spacing w:before="100" w:beforeAutospacing="1" w:after="100" w:afterAutospacing="1" w:line="240" w:lineRule="auto"/>
+        <w:rPr>
+          <w:rFonts w:ascii="Times New Roman" w:eastAsia="Times New Roman" w:hAnsi="Times New Roman" w:cs="Times New Roman"/>
+          <w:sz w:val="24"/>
+          <w:szCs w:val="24"/>
+        </w:rPr>
+      </w:pPr>
+      <w:r>
+        <w:rPr>
+          <w:rFonts w:ascii="Times New Roman" w:eastAsia="Times New Roman" w:hAnsi="Times New Roman" w:cs="Times New Roman"/>
+          <w:sz w:val="24"/>
+          <w:szCs w:val="24"/>
+        </w:rPr>
+        <w:t xml:space="preserve">In the stacked model, labor contribution is not eliminated but integrated with other forms of value production. This component represents the primary income stream, </w:t>
       </w:r>
       <w:r>
         <w:rPr>
-          <w:rFonts w:ascii="Times New Roman" w:hAnsi="Times New Roman" w:cs="Times New Roman"/>
+          <w:rFonts w:ascii="Times New Roman" w:eastAsia="Times New Roman" w:hAnsi="Times New Roman" w:cs="Times New Roman"/>
+          <w:sz w:val="24"/>
+          <w:szCs w:val="24"/>
+        </w:rPr>
+        <w:t>approximately</w:t>
+      </w:r>
+      <w:r>
+        <w:rPr>
+          <w:rFonts w:ascii="Times New Roman" w:eastAsia="Times New Roman" w:hAnsi="Times New Roman" w:cs="Times New Roman"/>
+          <w:sz w:val="24"/>
+          <w:szCs w:val="24"/>
+        </w:rPr>
+        <w:t xml:space="preserve"> at thirteen thousand dollars annually within the example framework.</w:t>
+      </w:r>
+    </w:p>
+    <w:p>
+      <w:pPr>
+        <w:spacing w:before="100" w:beforeAutospacing="1" w:after="100" w:afterAutospacing="1" w:line="240" w:lineRule="auto"/>
+        <w:outlineLvl w:val="1"/>
+        <w:rPr>
+          <w:rFonts w:ascii="Times New Roman" w:eastAsia="Times New Roman" w:hAnsi="Times New Roman" w:cs="Times New Roman"/>
+          <w:b/>
+          <w:bCs/>
+          <w:sz w:val="36"/>
+          <w:szCs w:val="36"/>
+        </w:rPr>
+      </w:pPr>
+      <w:r>
+        <w:rPr>
+          <w:rFonts w:ascii="Times New Roman" w:eastAsia="Times New Roman" w:hAnsi="Times New Roman" w:cs="Times New Roman"/>
+          <w:b/>
+          <w:bCs/>
+          <w:sz w:val="36"/>
+          <w:szCs w:val="36"/>
+        </w:rPr>
+        <w:t>Integrated Income Structure</w:t>
+      </w:r>
+    </w:p>
+    <w:p>
+      <w:pPr>
+        <w:spacing w:before="100" w:beforeAutospacing="1" w:after="100" w:afterAutospacing="1" w:line="240" w:lineRule="auto"/>
+        <w:rPr>
+          <w:rFonts w:ascii="Times New Roman" w:eastAsia="Times New Roman" w:hAnsi="Times New Roman" w:cs="Times New Roman"/>
+          <w:sz w:val="24"/>
+          <w:szCs w:val="24"/>
+        </w:rPr>
+      </w:pPr>
+      <w:r>
+        <w:rPr>
+          <w:rFonts w:ascii="Times New Roman" w:eastAsia="Times New Roman" w:hAnsi="Times New Roman" w:cs="Times New Roman"/>
+          <w:sz w:val="24"/>
+          <w:szCs w:val="24"/>
+        </w:rPr>
+        <w:t>The combined effect of these contributions produces a stable total income:</w:t>
+      </w:r>
+    </w:p>
+    <w:p>
+      <w:pPr>
+        <w:spacing w:before="100" w:beforeAutospacing="1" w:after="100" w:afterAutospacing="1" w:line="240" w:lineRule="auto"/>
+        <w:rPr>
+          <w:rFonts w:ascii="Times New Roman" w:eastAsia="Times New Roman" w:hAnsi="Times New Roman" w:cs="Times New Roman"/>
+          <w:sz w:val="24"/>
+          <w:szCs w:val="24"/>
+        </w:rPr>
+      </w:pPr>
+      <w:r>
+        <w:rPr>
+          <w:rFonts w:ascii="Times New Roman" w:eastAsia="Times New Roman" w:hAnsi="Times New Roman" w:cs="Times New Roman"/>
+          <w:sz w:val="24"/>
+          <w:szCs w:val="24"/>
+        </w:rPr>
+        <w:t>Solar Energy Contribution ≈ two thousand dollars</w:t>
+      </w:r>
+      <w:r>
+        <w:rPr>
+          <w:rFonts w:ascii="Times New Roman" w:eastAsia="Times New Roman" w:hAnsi="Times New Roman" w:cs="Times New Roman"/>
           <w:sz w:val="24"/>
           <w:szCs w:val="24"/>
         </w:rPr>
         <w:br/>
+        <w:t>Material Recovery Contribution ≈ five thousand dollars</w:t>
       </w:r>
       <w:r>
-        <w:t>The result is a stable, fair system where raising children does not push families below the middle-class floor.</w:t>
-      </w:r>
-      <w:r>
+        <w:rPr>
+          <w:rFonts w:ascii="Times New Roman" w:eastAsia="Times New Roman" w:hAnsi="Times New Roman" w:cs="Times New Roman"/>
+          <w:sz w:val="24"/>
+          <w:szCs w:val="24"/>
+        </w:rPr>
         <w:br/>
-        <w:t>Every child is seen as a national investment in the future — a generator of creativity, not a financial burden.</w:t>
+        <w:t>Labor Contribution ≈ thirteen thousand dollars</w:t>
       </w:r>
     </w:p>
     <w:p>
       <w:pPr>
-        <w:pStyle w:val="Heading1"/>
+        <w:spacing w:before="100" w:beforeAutospacing="1" w:after="100" w:afterAutospacing="1" w:line="240" w:lineRule="auto"/>
+        <w:rPr>
+          <w:rFonts w:ascii="Times New Roman" w:eastAsia="Times New Roman" w:hAnsi="Times New Roman" w:cs="Times New Roman"/>
+          <w:sz w:val="24"/>
+          <w:szCs w:val="24"/>
+        </w:rPr>
       </w:pPr>
       <w:r>
-        <w:t>Conclusion</w:t>
+        <w:rPr>
+          <w:rFonts w:ascii="Times New Roman" w:eastAsia="Times New Roman" w:hAnsi="Times New Roman" w:cs="Times New Roman"/>
+          <w:sz w:val="24"/>
+          <w:szCs w:val="24"/>
+        </w:rPr>
+        <w:t>Total Combined Income ≈ twenty thousand dollars</w:t>
       </w:r>
     </w:p>
     <w:p>
+      <w:pPr>
+        <w:spacing w:before="100" w:beforeAutospacing="1" w:after="100" w:afterAutospacing="1" w:line="240" w:lineRule="auto"/>
+        <w:rPr>
+          <w:rFonts w:ascii="Times New Roman" w:eastAsia="Times New Roman" w:hAnsi="Times New Roman" w:cs="Times New Roman"/>
+          <w:sz w:val="24"/>
+          <w:szCs w:val="24"/>
+        </w:rPr>
+      </w:pPr>
       <w:r>
-        <w:br/>
-        <w:t xml:space="preserve">The Quantum Credit Revolution represents a leap from scarcity to capability, from inequality to balance. </w:t>
-      </w:r>
-      <w:r>
-        <w:br/>
-        <w:t>It merges technology, energy, and compassion into one functioning system — a civilization where everyone belongs, contributes, and prospers.</w:t>
-      </w:r>
-      <w:r>
-        <w:br/>
-        <w:t>The age of money ends; the age of energy and creativity begins.</w:t>
-      </w:r>
-      <w:r>
-        <w:br/>
+        <w:rPr>
+          <w:rFonts w:ascii="Times New Roman" w:eastAsia="Times New Roman" w:hAnsi="Times New Roman" w:cs="Times New Roman"/>
+          <w:sz w:val="24"/>
+          <w:szCs w:val="24"/>
+        </w:rPr>
+        <w:t>This structure demonstrates that while individual systems such as residential solar cannot independently replace employment income, their integration with material recovery and labor contributions produces a complete and balanced economic outcome.</w:t>
       </w:r>
     </w:p>
-    <w:p/>
-    <w:p/>
-    <w:p/>
-    <w:p/>
-    <w:p/>
-    <w:p/>
-    <w:p/>
     <w:p>
+      <w:pPr>
+        <w:spacing w:before="100" w:beforeAutospacing="1" w:after="100" w:afterAutospacing="1" w:line="240" w:lineRule="auto"/>
+        <w:outlineLvl w:val="1"/>
+        <w:rPr>
+          <w:rFonts w:ascii="Times New Roman" w:eastAsia="Times New Roman" w:hAnsi="Times New Roman" w:cs="Times New Roman"/>
+          <w:b/>
+          <w:bCs/>
+          <w:sz w:val="36"/>
+          <w:szCs w:val="36"/>
+        </w:rPr>
+      </w:pPr>
       <w:r>
         <w:rPr>
-          <w:noProof/>
+          <w:rFonts w:ascii="Times New Roman" w:eastAsia="Times New Roman" w:hAnsi="Times New Roman" w:cs="Times New Roman"/>
+          <w:b/>
+          <w:bCs/>
+          <w:sz w:val="36"/>
+          <w:szCs w:val="36"/>
+        </w:rPr>
+        <w:t>System Dynamics and Resilience</w:t>
+      </w:r>
+    </w:p>
+    <w:p>
+      <w:pPr>
+        <w:spacing w:before="100" w:beforeAutospacing="1" w:after="100" w:afterAutospacing="1" w:line="240" w:lineRule="auto"/>
+        <w:rPr>
+          <w:rFonts w:ascii="Times New Roman" w:eastAsia="Times New Roman" w:hAnsi="Times New Roman" w:cs="Times New Roman"/>
+          <w:sz w:val="24"/>
+          <w:szCs w:val="24"/>
+        </w:rPr>
+      </w:pPr>
+      <w:r>
+        <w:rPr>
+          <w:rFonts w:ascii="Times New Roman" w:eastAsia="Times New Roman" w:hAnsi="Times New Roman" w:cs="Times New Roman"/>
+          <w:sz w:val="24"/>
+          <w:szCs w:val="24"/>
+        </w:rPr>
+        <w:t>The stacked contribution model increases economic resilience by diversifying income sources. Instead of relying entirely on a single employer or sector, individuals participate in multiple value-generating activities. This reduces vulnerability to economic shocks, automation-driven job loss, and market fluctuations.</w:t>
+      </w:r>
+    </w:p>
+    <w:p>
+      <w:pPr>
+        <w:spacing w:before="100" w:beforeAutospacing="1" w:after="100" w:afterAutospacing="1" w:line="240" w:lineRule="auto"/>
+        <w:rPr>
+          <w:rFonts w:ascii="Times New Roman" w:eastAsia="Times New Roman" w:hAnsi="Times New Roman" w:cs="Times New Roman"/>
+          <w:sz w:val="24"/>
+          <w:szCs w:val="24"/>
+        </w:rPr>
+      </w:pPr>
+      <w:r>
+        <w:rPr>
+          <w:rFonts w:ascii="Times New Roman" w:eastAsia="Times New Roman" w:hAnsi="Times New Roman" w:cs="Times New Roman"/>
+          <w:sz w:val="24"/>
+          <w:szCs w:val="24"/>
         </w:rPr>
         <w:lastRenderedPageBreak/>
+        <w:t>The model also aligns economic incentives with environmental sustainability. Energy production supports grid stability, material recovery reduces waste, and civic participation strengthens social infrastructure. These combined effects create a system in which economic activity is directly tied to measurable contributions rather than abstract financial mechanisms.</w:t>
+      </w:r>
+    </w:p>
+    <w:p>
+      <w:pPr>
+        <w:spacing w:before="100" w:beforeAutospacing="1" w:after="100" w:afterAutospacing="1" w:line="240" w:lineRule="auto"/>
+        <w:outlineLvl w:val="1"/>
+        <w:rPr>
+          <w:rFonts w:ascii="Times New Roman" w:eastAsia="Times New Roman" w:hAnsi="Times New Roman" w:cs="Times New Roman"/>
+          <w:b/>
+          <w:bCs/>
+          <w:sz w:val="36"/>
+          <w:szCs w:val="36"/>
+        </w:rPr>
+      </w:pPr>
+      <w:r>
+        <w:rPr>
+          <w:rFonts w:ascii="Times New Roman" w:eastAsia="Times New Roman" w:hAnsi="Times New Roman" w:cs="Times New Roman"/>
+          <w:b/>
+          <w:bCs/>
+          <w:sz w:val="36"/>
+          <w:szCs w:val="36"/>
+        </w:rPr>
+        <w:t>Diagram: Stacked Contribution Credit Flow</w:t>
+      </w:r>
+    </w:p>
+    <w:p>
+      <w:pPr>
+        <w:spacing w:after="0" w:line="240" w:lineRule="auto"/>
+        <w:jc w:val="center"/>
+        <w:rPr>
+          <w:rFonts w:ascii="Times New Roman" w:eastAsia="Times New Roman" w:hAnsi="Times New Roman" w:cs="Times New Roman"/>
+          <w:sz w:val="24"/>
+          <w:szCs w:val="24"/>
+        </w:rPr>
+      </w:pPr>
+      <w:r>
+        <w:rPr>
+          <w:rFonts w:ascii="Times New Roman" w:eastAsia="Times New Roman" w:hAnsi="Times New Roman" w:cs="Times New Roman"/>
+          <w:noProof/>
+          <w:sz w:val="24"/>
+          <w:szCs w:val="24"/>
+        </w:rPr>
         <w:drawing>
-          <wp:inline distT="0" distB="0" distL="0" distR="0" wp14:anchorId="1A44F9C2" wp14:editId="3D2A64A5">
-            <wp:extent cx="5852172" cy="4407417"/>
-            <wp:effectExtent l="0" t="0" r="0" b="0"/>
-            <wp:docPr id="142363617" name="Picture 1" descr="A diagram of a company&#10;&#10;AI-generated content may be incorrect."/>
+          <wp:inline distT="0" distB="0" distL="0" distR="0" wp14:anchorId="22D3DDB3" wp14:editId="5740D2DB">
+            <wp:extent cx="3860799" cy="2895600"/>
+            <wp:effectExtent l="0" t="0" r="6985" b="0"/>
+            <wp:docPr id="10" name="Picture 3"/>
             <wp:cNvGraphicFramePr>
               <a:graphicFrameLocks xmlns:a="http://schemas.openxmlformats.org/drawingml/2006/main" noChangeAspect="1"/>
             </wp:cNvGraphicFramePr>
@@ -565,23 +722,36 @@
               <a:graphicData uri="http://schemas.openxmlformats.org/drawingml/2006/picture">
                 <pic:pic xmlns:pic="http://schemas.openxmlformats.org/drawingml/2006/picture">
                   <pic:nvPicPr>
-                    <pic:cNvPr id="142363617" name="Picture 1" descr="A diagram of a company&#10;&#10;AI-generated content may be incorrect."/>
-                    <pic:cNvPicPr/>
+                    <pic:cNvPr id="0" name="Picture 10"/>
+                    <pic:cNvPicPr>
+                      <a:picLocks noChangeAspect="1" noChangeArrowheads="1"/>
+                    </pic:cNvPicPr>
                   </pic:nvPicPr>
                   <pic:blipFill>
-                    <a:blip r:embed="rId6"/>
+                    <a:blip r:embed="rId6">
+                      <a:extLst>
+                        <a:ext uri="{28A0092B-C50C-407E-A947-70E740481C1C}">
+                          <a14:useLocalDpi xmlns:a14="http://schemas.microsoft.com/office/drawing/2010/main" val="0"/>
+                        </a:ext>
+                      </a:extLst>
+                    </a:blip>
+                    <a:srcRect/>
                     <a:stretch>
                       <a:fillRect/>
                     </a:stretch>
                   </pic:blipFill>
-                  <pic:spPr>
+                  <pic:spPr bwMode="auto">
                     <a:xfrm>
                       <a:off x="0" y="0"/>
-                      <a:ext cx="5852172" cy="4407417"/>
+                      <a:ext cx="3867024" cy="2900269"/>
                     </a:xfrm>
                     <a:prstGeom prst="rect">
                       <a:avLst/>
                     </a:prstGeom>
+                    <a:noFill/>
+                    <a:ln>
+                      <a:noFill/>
+                    </a:ln>
                   </pic:spPr>
                 </pic:pic>
               </a:graphicData>
@@ -591,15 +761,27 @@
       </w:r>
     </w:p>
     <w:p>
+      <w:pPr>
+        <w:spacing w:after="0" w:line="240" w:lineRule="auto"/>
+        <w:jc w:val="center"/>
+        <w:rPr>
+          <w:rFonts w:ascii="Times New Roman" w:eastAsia="Times New Roman" w:hAnsi="Times New Roman" w:cs="Times New Roman"/>
+          <w:sz w:val="24"/>
+          <w:szCs w:val="24"/>
+        </w:rPr>
+      </w:pPr>
       <w:r>
         <w:rPr>
+          <w:rFonts w:ascii="Times New Roman" w:eastAsia="Times New Roman" w:hAnsi="Times New Roman" w:cs="Times New Roman"/>
           <w:noProof/>
+          <w:sz w:val="24"/>
+          <w:szCs w:val="24"/>
         </w:rPr>
         <w:drawing>
-          <wp:inline distT="0" distB="0" distL="0" distR="0" wp14:anchorId="12D30142" wp14:editId="18DB9597">
-            <wp:extent cx="6143625" cy="4078684"/>
-            <wp:effectExtent l="0" t="0" r="0" b="0"/>
-            <wp:docPr id="936766334" name="Picture 2" descr="A diagram of energy efficiency&#10;&#10;AI-generated content may be incorrect."/>
+          <wp:inline distT="0" distB="0" distL="0" distR="0" wp14:anchorId="7C0997B9" wp14:editId="10528F3E">
+            <wp:extent cx="3028950" cy="3023443"/>
+            <wp:effectExtent l="0" t="0" r="0" b="5715"/>
+            <wp:docPr id="11" name="Picture 2"/>
             <wp:cNvGraphicFramePr>
               <a:graphicFrameLocks xmlns:a="http://schemas.openxmlformats.org/drawingml/2006/main" noChangeAspect="1"/>
             </wp:cNvGraphicFramePr>
@@ -607,29 +789,390 @@
               <a:graphicData uri="http://schemas.openxmlformats.org/drawingml/2006/picture">
                 <pic:pic xmlns:pic="http://schemas.openxmlformats.org/drawingml/2006/picture">
                   <pic:nvPicPr>
-                    <pic:cNvPr id="936766334" name="Picture 2" descr="A diagram of energy efficiency&#10;&#10;AI-generated content may be incorrect."/>
-                    <pic:cNvPicPr/>
+                    <pic:cNvPr id="0" name="Picture 11"/>
+                    <pic:cNvPicPr>
+                      <a:picLocks noChangeAspect="1" noChangeArrowheads="1"/>
+                    </pic:cNvPicPr>
                   </pic:nvPicPr>
                   <pic:blipFill>
-                    <a:blip r:embed="rId7"/>
+                    <a:blip r:embed="rId7">
+                      <a:extLst>
+                        <a:ext uri="{28A0092B-C50C-407E-A947-70E740481C1C}">
+                          <a14:useLocalDpi xmlns:a14="http://schemas.microsoft.com/office/drawing/2010/main" val="0"/>
+                        </a:ext>
+                      </a:extLst>
+                    </a:blip>
+                    <a:srcRect/>
                     <a:stretch>
                       <a:fillRect/>
                     </a:stretch>
                   </pic:blipFill>
-                  <pic:spPr>
+                  <pic:spPr bwMode="auto">
                     <a:xfrm>
                       <a:off x="0" y="0"/>
-                      <a:ext cx="6149176" cy="4082369"/>
+                      <a:ext cx="3032880" cy="3027366"/>
                     </a:xfrm>
                     <a:prstGeom prst="rect">
                       <a:avLst/>
                     </a:prstGeom>
+                    <a:noFill/>
+                    <a:ln>
+                      <a:noFill/>
+                    </a:ln>
                   </pic:spPr>
                 </pic:pic>
               </a:graphicData>
             </a:graphic>
           </wp:inline>
         </w:drawing>
+      </w:r>
+    </w:p>
+    <w:p>
+      <w:pPr>
+        <w:spacing w:after="0" w:line="240" w:lineRule="auto"/>
+        <w:jc w:val="center"/>
+        <w:rPr>
+          <w:rFonts w:ascii="Times New Roman" w:eastAsia="Times New Roman" w:hAnsi="Times New Roman" w:cs="Times New Roman"/>
+          <w:sz w:val="24"/>
+          <w:szCs w:val="24"/>
+        </w:rPr>
+      </w:pPr>
+      <w:r>
+        <w:rPr>
+          <w:rFonts w:ascii="Times New Roman" w:eastAsia="Times New Roman" w:hAnsi="Times New Roman" w:cs="Times New Roman"/>
+          <w:noProof/>
+          <w:sz w:val="24"/>
+          <w:szCs w:val="24"/>
+        </w:rPr>
+        <w:lastRenderedPageBreak/>
+        <w:drawing>
+          <wp:inline distT="0" distB="0" distL="0" distR="0" wp14:anchorId="22697409" wp14:editId="42539E70">
+            <wp:extent cx="2762250" cy="2762250"/>
+            <wp:effectExtent l="0" t="0" r="0" b="0"/>
+            <wp:docPr id="12" name="Picture 1"/>
+            <wp:cNvGraphicFramePr>
+              <a:graphicFrameLocks xmlns:a="http://schemas.openxmlformats.org/drawingml/2006/main" noChangeAspect="1"/>
+            </wp:cNvGraphicFramePr>
+            <a:graphic xmlns:a="http://schemas.openxmlformats.org/drawingml/2006/main">
+              <a:graphicData uri="http://schemas.openxmlformats.org/drawingml/2006/picture">
+                <pic:pic xmlns:pic="http://schemas.openxmlformats.org/drawingml/2006/picture">
+                  <pic:nvPicPr>
+                    <pic:cNvPr id="0" name="Picture 12"/>
+                    <pic:cNvPicPr>
+                      <a:picLocks noChangeAspect="1" noChangeArrowheads="1"/>
+                    </pic:cNvPicPr>
+                  </pic:nvPicPr>
+                  <pic:blipFill>
+                    <a:blip r:embed="rId8">
+                      <a:extLst>
+                        <a:ext uri="{28A0092B-C50C-407E-A947-70E740481C1C}">
+                          <a14:useLocalDpi xmlns:a14="http://schemas.microsoft.com/office/drawing/2010/main" val="0"/>
+                        </a:ext>
+                      </a:extLst>
+                    </a:blip>
+                    <a:srcRect/>
+                    <a:stretch>
+                      <a:fillRect/>
+                    </a:stretch>
+                  </pic:blipFill>
+                  <pic:spPr bwMode="auto">
+                    <a:xfrm>
+                      <a:off x="0" y="0"/>
+                      <a:ext cx="2762250" cy="2762250"/>
+                    </a:xfrm>
+                    <a:prstGeom prst="rect">
+                      <a:avLst/>
+                    </a:prstGeom>
+                    <a:noFill/>
+                    <a:ln>
+                      <a:noFill/>
+                    </a:ln>
+                  </pic:spPr>
+                </pic:pic>
+              </a:graphicData>
+            </a:graphic>
+          </wp:inline>
+        </w:drawing>
+      </w:r>
+    </w:p>
+    <w:p>
+      <w:pPr>
+        <w:spacing w:after="0" w:line="240" w:lineRule="auto"/>
+        <w:rPr>
+          <w:rFonts w:ascii="Times New Roman" w:eastAsia="Times New Roman" w:hAnsi="Times New Roman" w:cs="Times New Roman"/>
+          <w:sz w:val="24"/>
+          <w:szCs w:val="24"/>
+        </w:rPr>
+      </w:pPr>
+      <w:r>
+        <w:rPr>
+          <w:rFonts w:ascii="Times New Roman" w:eastAsia="Times New Roman" w:hAnsi="Times New Roman" w:cs="Times New Roman"/>
+          <w:sz w:val="24"/>
+          <w:szCs w:val="24"/>
+        </w:rPr>
+        <w:t>5</w:t>
+      </w:r>
+    </w:p>
+    <w:p>
+      <w:pPr>
+        <w:spacing w:before="100" w:beforeAutospacing="1" w:after="100" w:afterAutospacing="1" w:line="240" w:lineRule="auto"/>
+        <w:rPr>
+          <w:rFonts w:ascii="Times New Roman" w:eastAsia="Times New Roman" w:hAnsi="Times New Roman" w:cs="Times New Roman"/>
+          <w:sz w:val="24"/>
+          <w:szCs w:val="24"/>
+        </w:rPr>
+      </w:pPr>
+      <w:r>
+        <w:rPr>
+          <w:rFonts w:ascii="Times New Roman" w:eastAsia="Times New Roman" w:hAnsi="Times New Roman" w:cs="Times New Roman"/>
+          <w:b/>
+          <w:bCs/>
+          <w:sz w:val="24"/>
+          <w:szCs w:val="24"/>
+        </w:rPr>
+        <w:t>Figure Description</w:t>
+      </w:r>
+      <w:r>
+        <w:rPr>
+          <w:rFonts w:ascii="Times New Roman" w:eastAsia="Times New Roman" w:hAnsi="Times New Roman" w:cs="Times New Roman"/>
+          <w:sz w:val="24"/>
+          <w:szCs w:val="24"/>
+        </w:rPr>
+        <w:br/>
+        <w:t>The diagram illustrates three parallel input streams feeding into a unified credit system. Energy flows from distributed solar systems, materials flow from recycling and recovery processes, and labor flows from employment or civic activity. These streams converge into a central credit structure that distributes total income back to individuals.</w:t>
+      </w:r>
+    </w:p>
+    <w:p>
+      <w:pPr>
+        <w:spacing w:before="100" w:beforeAutospacing="1" w:after="100" w:afterAutospacing="1" w:line="240" w:lineRule="auto"/>
+        <w:outlineLvl w:val="1"/>
+        <w:rPr>
+          <w:rFonts w:ascii="Times New Roman" w:eastAsia="Times New Roman" w:hAnsi="Times New Roman" w:cs="Times New Roman"/>
+          <w:b/>
+          <w:bCs/>
+          <w:sz w:val="36"/>
+          <w:szCs w:val="36"/>
+        </w:rPr>
+      </w:pPr>
+      <w:r>
+        <w:rPr>
+          <w:rFonts w:ascii="Times New Roman" w:eastAsia="Times New Roman" w:hAnsi="Times New Roman" w:cs="Times New Roman"/>
+          <w:b/>
+          <w:bCs/>
+          <w:sz w:val="36"/>
+          <w:szCs w:val="36"/>
+        </w:rPr>
+        <w:t>Conclusion</w:t>
+      </w:r>
+    </w:p>
+    <w:p>
+      <w:pPr>
+        <w:spacing w:before="100" w:beforeAutospacing="1" w:after="100" w:afterAutospacing="1" w:line="240" w:lineRule="auto"/>
+        <w:rPr>
+          <w:rFonts w:ascii="Times New Roman" w:eastAsia="Times New Roman" w:hAnsi="Times New Roman" w:cs="Times New Roman"/>
+          <w:sz w:val="24"/>
+          <w:szCs w:val="24"/>
+        </w:rPr>
+      </w:pPr>
+      <w:r>
+        <w:rPr>
+          <w:rFonts w:ascii="Times New Roman" w:eastAsia="Times New Roman" w:hAnsi="Times New Roman" w:cs="Times New Roman"/>
+          <w:sz w:val="24"/>
+          <w:szCs w:val="24"/>
+        </w:rPr>
+        <w:t>The stacked contribution framework provides a realistic pathway toward a diversified economic system in which individuals derive income from multiple measurable sources. By integrating energy production, material recovery, and labor, the model reflects both technological advancements and environmental constraints. It does not assume the replacement of traditional employment but instead redefines it as one component within a broader system of value creation. This approach offers a more resilient and adaptive structure capable of supporting stable income while aligning economic activity with physical and social productivity.</w:t>
+      </w:r>
+    </w:p>
+    <w:p>
+      <w:pPr>
+        <w:spacing w:before="100" w:beforeAutospacing="1" w:after="100" w:afterAutospacing="1" w:line="240" w:lineRule="auto"/>
+        <w:outlineLvl w:val="1"/>
+        <w:rPr>
+          <w:rFonts w:ascii="Times New Roman" w:eastAsia="Times New Roman" w:hAnsi="Times New Roman" w:cs="Times New Roman"/>
+          <w:b/>
+          <w:bCs/>
+          <w:sz w:val="36"/>
+          <w:szCs w:val="36"/>
+        </w:rPr>
+      </w:pPr>
+      <w:r>
+        <w:rPr>
+          <w:rFonts w:ascii="Times New Roman" w:eastAsia="Times New Roman" w:hAnsi="Times New Roman" w:cs="Times New Roman"/>
+          <w:b/>
+          <w:bCs/>
+          <w:sz w:val="36"/>
+          <w:szCs w:val="36"/>
+        </w:rPr>
+        <w:t>References</w:t>
+      </w:r>
+    </w:p>
+    <w:p>
+      <w:pPr>
+        <w:spacing w:before="100" w:beforeAutospacing="1" w:after="100" w:afterAutospacing="1" w:line="240" w:lineRule="auto"/>
+        <w:rPr>
+          <w:rFonts w:ascii="Times New Roman" w:eastAsia="Times New Roman" w:hAnsi="Times New Roman" w:cs="Times New Roman"/>
+          <w:sz w:val="24"/>
+          <w:szCs w:val="24"/>
+        </w:rPr>
+      </w:pPr>
+      <w:r>
+        <w:rPr>
+          <w:rFonts w:ascii="Times New Roman" w:eastAsia="Times New Roman" w:hAnsi="Times New Roman" w:cs="Times New Roman"/>
+          <w:sz w:val="24"/>
+          <w:szCs w:val="24"/>
+        </w:rPr>
+        <w:t>International Energy Agency. Distributed energy systems and renewable integration reports.</w:t>
+      </w:r>
+    </w:p>
+    <w:p>
+      <w:pPr>
+        <w:spacing w:before="100" w:beforeAutospacing="1" w:after="100" w:afterAutospacing="1" w:line="240" w:lineRule="auto"/>
+        <w:rPr>
+          <w:rFonts w:ascii="Times New Roman" w:eastAsia="Times New Roman" w:hAnsi="Times New Roman" w:cs="Times New Roman"/>
+          <w:sz w:val="24"/>
+          <w:szCs w:val="24"/>
+        </w:rPr>
+      </w:pPr>
+      <w:r>
+        <w:rPr>
+          <w:rFonts w:ascii="Times New Roman" w:eastAsia="Times New Roman" w:hAnsi="Times New Roman" w:cs="Times New Roman"/>
+          <w:sz w:val="24"/>
+          <w:szCs w:val="24"/>
+        </w:rPr>
+        <w:t>World Bank. Global waste and resource recovery data.</w:t>
+      </w:r>
+    </w:p>
+    <w:p>
+      <w:pPr>
+        <w:spacing w:before="100" w:beforeAutospacing="1" w:after="100" w:afterAutospacing="1" w:line="240" w:lineRule="auto"/>
+        <w:rPr>
+          <w:rFonts w:ascii="Times New Roman" w:eastAsia="Times New Roman" w:hAnsi="Times New Roman" w:cs="Times New Roman"/>
+          <w:sz w:val="24"/>
+          <w:szCs w:val="24"/>
+        </w:rPr>
+      </w:pPr>
+      <w:r>
+        <w:rPr>
+          <w:rFonts w:ascii="Times New Roman" w:eastAsia="Times New Roman" w:hAnsi="Times New Roman" w:cs="Times New Roman"/>
+          <w:sz w:val="24"/>
+          <w:szCs w:val="24"/>
+        </w:rPr>
+        <w:t>United States Environmental Protection Agency. Sustainable materials management and recycling economics.</w:t>
+      </w:r>
+    </w:p>
+    <w:p>
+      <w:pPr>
+        <w:spacing w:before="100" w:beforeAutospacing="1" w:after="100" w:afterAutospacing="1" w:line="240" w:lineRule="auto"/>
+        <w:rPr>
+          <w:rFonts w:ascii="Times New Roman" w:eastAsia="Times New Roman" w:hAnsi="Times New Roman" w:cs="Times New Roman"/>
+          <w:sz w:val="24"/>
+          <w:szCs w:val="24"/>
+        </w:rPr>
+      </w:pPr>
+      <w:r>
+        <w:rPr>
+          <w:rFonts w:ascii="Times New Roman" w:eastAsia="Times New Roman" w:hAnsi="Times New Roman" w:cs="Times New Roman"/>
+          <w:sz w:val="24"/>
+          <w:szCs w:val="24"/>
+        </w:rPr>
+        <w:t xml:space="preserve">United Nations Environment </w:t>
+      </w:r>
+      <w:r>
+        <w:rPr>
+          <w:rFonts w:ascii="Times New Roman" w:eastAsia="Times New Roman" w:hAnsi="Times New Roman" w:cs="Times New Roman"/>
+          <w:sz w:val="24"/>
+          <w:szCs w:val="24"/>
+        </w:rPr>
+        <w:t>Programmed</w:t>
+      </w:r>
+      <w:r>
+        <w:rPr>
+          <w:rFonts w:ascii="Times New Roman" w:eastAsia="Times New Roman" w:hAnsi="Times New Roman" w:cs="Times New Roman"/>
+          <w:sz w:val="24"/>
+          <w:szCs w:val="24"/>
+        </w:rPr>
+        <w:t>. Circular economy and global waste outlook.</w:t>
+      </w:r>
+    </w:p>
+    <w:p>
+      <w:pPr>
+        <w:spacing w:before="100" w:beforeAutospacing="1" w:after="100" w:afterAutospacing="1" w:line="240" w:lineRule="auto"/>
+        <w:rPr>
+          <w:rFonts w:ascii="Times New Roman" w:eastAsia="Times New Roman" w:hAnsi="Times New Roman" w:cs="Times New Roman"/>
+          <w:sz w:val="24"/>
+          <w:szCs w:val="24"/>
+        </w:rPr>
+      </w:pPr>
+      <w:r>
+        <w:rPr>
+          <w:rFonts w:ascii="Times New Roman" w:eastAsia="Times New Roman" w:hAnsi="Times New Roman" w:cs="Times New Roman"/>
+          <w:sz w:val="24"/>
+          <w:szCs w:val="24"/>
+        </w:rPr>
+        <w:t xml:space="preserve">International </w:t>
+      </w:r>
+      <w:r>
+        <w:rPr>
+          <w:rFonts w:ascii="Times New Roman" w:eastAsia="Times New Roman" w:hAnsi="Times New Roman" w:cs="Times New Roman"/>
+          <w:sz w:val="24"/>
+          <w:szCs w:val="24"/>
+        </w:rPr>
+        <w:t>Laboure</w:t>
+      </w:r>
+      <w:r>
+        <w:rPr>
+          <w:rFonts w:ascii="Times New Roman" w:eastAsia="Times New Roman" w:hAnsi="Times New Roman" w:cs="Times New Roman"/>
+          <w:sz w:val="24"/>
+          <w:szCs w:val="24"/>
+        </w:rPr>
+        <w:t xml:space="preserve"> Organization. Labor diversification and </w:t>
+      </w:r>
+      <w:r>
+        <w:rPr>
+          <w:rFonts w:ascii="Times New Roman" w:eastAsia="Times New Roman" w:hAnsi="Times New Roman" w:cs="Times New Roman"/>
+          <w:sz w:val="24"/>
+          <w:szCs w:val="24"/>
+        </w:rPr>
+        <w:t>future</w:t>
+      </w:r>
+      <w:r>
+        <w:rPr>
+          <w:rFonts w:ascii="Times New Roman" w:eastAsia="Times New Roman" w:hAnsi="Times New Roman" w:cs="Times New Roman"/>
+          <w:sz w:val="24"/>
+          <w:szCs w:val="24"/>
+        </w:rPr>
+        <w:t xml:space="preserve"> work.</w:t>
+      </w:r>
+    </w:p>
+    <w:p>
+      <w:pPr>
+        <w:spacing w:before="100" w:beforeAutospacing="1" w:after="100" w:afterAutospacing="1" w:line="240" w:lineRule="auto"/>
+        <w:rPr>
+          <w:rFonts w:ascii="Times New Roman" w:eastAsia="Times New Roman" w:hAnsi="Times New Roman" w:cs="Times New Roman"/>
+          <w:sz w:val="24"/>
+          <w:szCs w:val="24"/>
+        </w:rPr>
+      </w:pPr>
+      <w:r>
+        <w:rPr>
+          <w:rFonts w:ascii="Times New Roman" w:eastAsia="Times New Roman" w:hAnsi="Times New Roman" w:cs="Times New Roman"/>
+          <w:sz w:val="24"/>
+          <w:szCs w:val="24"/>
+        </w:rPr>
+        <w:t>Tesla Energy. Residential distributed energy systems.</w:t>
+      </w:r>
+    </w:p>
+    <w:p>
+      <w:pPr>
+        <w:spacing w:before="100" w:beforeAutospacing="1" w:after="100" w:afterAutospacing="1" w:line="240" w:lineRule="auto"/>
+      </w:pPr>
+      <w:r>
+        <w:rPr>
+          <w:rFonts w:ascii="Times New Roman" w:eastAsia="Times New Roman" w:hAnsi="Times New Roman" w:cs="Times New Roman"/>
+          <w:sz w:val="24"/>
+          <w:szCs w:val="24"/>
+        </w:rPr>
+        <w:t>Enphase Energy. Micro-generation technologies.</w:t>
       </w:r>
     </w:p>
     <w:sectPr>
